--- a/errores.docx
+++ b/errores.docx
@@ -2,16 +2,39 @@
 <file path=word/document.xml><?xml version="1.0" encoding="utf-8"?>
 <w:document xmlns:wpc="http://schemas.microsoft.com/office/word/2010/wordprocessingCanvas" xmlns:cx="http://schemas.microsoft.com/office/drawing/2014/chartex" xmlns:cx1="http://schemas.microsoft.com/office/drawing/2015/9/8/chartex" xmlns:cx2="http://schemas.microsoft.com/office/drawing/2015/10/21/chartex" xmlns:cx3="http://schemas.microsoft.com/office/drawing/2016/5/9/chartex" xmlns:cx4="http://schemas.microsoft.com/office/drawing/2016/5/10/chartex" xmlns:cx5="http://schemas.microsoft.com/office/drawing/2016/5/11/chartex" xmlns:cx6="http://schemas.microsoft.com/office/drawing/2016/5/12/chartex" xmlns:cx7="http://schemas.microsoft.com/office/drawing/2016/5/13/chartex" xmlns:cx8="http://schemas.microsoft.com/office/drawing/2016/5/14/chartex" xmlns:mc="http://schemas.openxmlformats.org/markup-compatibility/2006" xmlns:aink="http://schemas.microsoft.com/office/drawing/2016/ink" xmlns:am3d="http://schemas.microsoft.com/office/drawing/2017/model3d" xmlns:o="urn:schemas-microsoft-com:office:office" xmlns:oel="http://schemas.microsoft.com/office/2019/extlst" xmlns:r="http://schemas.openxmlformats.org/officeDocument/2006/relationships" xmlns:m="http://schemas.openxmlformats.org/officeDocument/2006/math" xmlns:v="urn:schemas-microsoft-com:vml" xmlns:wp14="http://schemas.microsoft.com/office/word/2010/wordprocessingDrawing" xmlns:wp="http://schemas.openxmlformats.org/drawingml/2006/wordprocessingDrawing" xmlns:w10="urn:schemas-microsoft-com:office:word" xmlns:w="http://schemas.openxmlformats.org/wordprocessingml/2006/main" xmlns:w14="http://schemas.microsoft.com/office/word/2010/wordml" xmlns:w15="http://schemas.microsoft.com/office/word/2012/wordml" xmlns:w16cex="http://schemas.microsoft.com/office/word/2018/wordml/cex" xmlns:w16cid="http://schemas.microsoft.com/office/word/2016/wordml/cid" xmlns:w16="http://schemas.microsoft.com/office/word/2018/wordml" xmlns:w16sdtdh="http://schemas.microsoft.com/office/word/2020/wordml/sdtdatahash" xmlns:w16se="http://schemas.microsoft.com/office/word/2015/wordml/symex" xmlns:wpg="http://schemas.microsoft.com/office/word/2010/wordprocessingGroup" xmlns:wpi="http://schemas.microsoft.com/office/word/2010/wordprocessingInk" xmlns:wne="http://schemas.microsoft.com/office/word/2006/wordml" xmlns:wps="http://schemas.microsoft.com/office/word/2010/wordprocessingShape" mc:Ignorable="w14 w15 w16se w16cid w16 w16cex w16sdtdh wp14">
   <w:body>
+    <w:p/>
+    <w:p/>
+    <w:p>
+      <w:hyperlink r:id="rId4" w:history="1">
+        <w:r>
+          <w:rPr>
+            <w:rStyle w:val="Hipervnculo"/>
+          </w:rPr>
+          <w:t>https://github.com/jsersan/angular-openlayer-canarias</w:t>
+        </w:r>
+      </w:hyperlink>
+    </w:p>
+    <w:p>
+      <w:hyperlink r:id="rId5" w:history="1">
+        <w:r>
+          <w:rPr>
+            <w:rStyle w:val="Hipervnculo"/>
+          </w:rPr>
+          <w:t>https://github.com/jsersan/angular-openlayer-bestfit</w:t>
+        </w:r>
+      </w:hyperlink>
+    </w:p>
+    <w:p/>
     <w:p>
       <w:r>
         <w:rPr>
           <w:noProof/>
         </w:rPr>
         <w:drawing>
-          <wp:inline distT="0" distB="0" distL="0" distR="0" wp14:anchorId="76BC67F6" wp14:editId="06A17E11">
-            <wp:extent cx="5354832" cy="4012346"/>
-            <wp:effectExtent l="0" t="0" r="5080" b="1270"/>
-            <wp:docPr id="2" name="Imagen 2" descr="Interfaz de usuario gráfica, Aplicación&#10;&#10;Descripción generada automáticamente"/>
+          <wp:inline distT="0" distB="0" distL="0" distR="0" wp14:anchorId="1D0D15B5" wp14:editId="0D7A4E38">
+            <wp:extent cx="4547673" cy="3230003"/>
+            <wp:effectExtent l="0" t="0" r="0" b="0"/>
+            <wp:docPr id="9" name="Imagen 9" descr="Interfaz de usuario gráfica&#10;&#10;Descripción generada automáticamente"/>
             <wp:cNvGraphicFramePr>
               <a:graphicFrameLocks xmlns:a="http://schemas.openxmlformats.org/drawingml/2006/main" noChangeAspect="1"/>
             </wp:cNvGraphicFramePr>
@@ -19,11 +42,11 @@
               <a:graphicData uri="http://schemas.openxmlformats.org/drawingml/2006/picture">
                 <pic:pic xmlns:pic="http://schemas.openxmlformats.org/drawingml/2006/picture">
                   <pic:nvPicPr>
-                    <pic:cNvPr id="2" name="Imagen 2" descr="Interfaz de usuario gráfica, Aplicación&#10;&#10;Descripción generada automáticamente"/>
+                    <pic:cNvPr id="9" name="Imagen 9" descr="Interfaz de usuario gráfica&#10;&#10;Descripción generada automáticamente"/>
                     <pic:cNvPicPr/>
                   </pic:nvPicPr>
                   <pic:blipFill>
-                    <a:blip r:embed="rId4" cstate="print">
+                    <a:blip r:embed="rId6" cstate="print">
                       <a:extLst>
                         <a:ext uri="{28A0092B-C50C-407E-A947-70E740481C1C}">
                           <a14:useLocalDpi xmlns:a14="http://schemas.microsoft.com/office/drawing/2010/main" val="0"/>
@@ -37,7 +60,7 @@
                   <pic:spPr>
                     <a:xfrm>
                       <a:off x="0" y="0"/>
-                      <a:ext cx="5374691" cy="4027227"/>
+                      <a:ext cx="4572723" cy="3247795"/>
                     </a:xfrm>
                     <a:prstGeom prst="rect">
                       <a:avLst/>
@@ -57,10 +80,10 @@
           <w:noProof/>
         </w:rPr>
         <w:drawing>
-          <wp:inline distT="0" distB="0" distL="0" distR="0" wp14:anchorId="0E792678" wp14:editId="650EA841">
-            <wp:extent cx="5400040" cy="4027805"/>
+          <wp:inline distT="0" distB="0" distL="0" distR="0" wp14:anchorId="09E318E0" wp14:editId="698B22A9">
+            <wp:extent cx="4577820" cy="3772503"/>
             <wp:effectExtent l="0" t="0" r="0" b="0"/>
-            <wp:docPr id="3" name="Imagen 3" descr="Interfaz de usuario gráfica, Aplicación&#10;&#10;Descripción generada automáticamente"/>
+            <wp:docPr id="8" name="Imagen 8" descr="Interfaz de usuario gráfica, Mapa&#10;&#10;Descripción generada automáticamente"/>
             <wp:cNvGraphicFramePr>
               <a:graphicFrameLocks xmlns:a="http://schemas.openxmlformats.org/drawingml/2006/main" noChangeAspect="1"/>
             </wp:cNvGraphicFramePr>
@@ -68,105 +91,7 @@
               <a:graphicData uri="http://schemas.openxmlformats.org/drawingml/2006/picture">
                 <pic:pic xmlns:pic="http://schemas.openxmlformats.org/drawingml/2006/picture">
                   <pic:nvPicPr>
-                    <pic:cNvPr id="3" name="Imagen 3" descr="Interfaz de usuario gráfica, Aplicación&#10;&#10;Descripción generada automáticamente"/>
-                    <pic:cNvPicPr/>
-                  </pic:nvPicPr>
-                  <pic:blipFill>
-                    <a:blip r:embed="rId5" cstate="print">
-                      <a:extLst>
-                        <a:ext uri="{28A0092B-C50C-407E-A947-70E740481C1C}">
-                          <a14:useLocalDpi xmlns:a14="http://schemas.microsoft.com/office/drawing/2010/main" val="0"/>
-                        </a:ext>
-                      </a:extLst>
-                    </a:blip>
-                    <a:stretch>
-                      <a:fillRect/>
-                    </a:stretch>
-                  </pic:blipFill>
-                  <pic:spPr>
-                    <a:xfrm>
-                      <a:off x="0" y="0"/>
-                      <a:ext cx="5400040" cy="4027805"/>
-                    </a:xfrm>
-                    <a:prstGeom prst="rect">
-                      <a:avLst/>
-                    </a:prstGeom>
-                  </pic:spPr>
-                </pic:pic>
-              </a:graphicData>
-            </a:graphic>
-          </wp:inline>
-        </w:drawing>
-      </w:r>
-    </w:p>
-    <w:p>
-      <w:r>
-        <w:rPr>
-          <w:noProof/>
-        </w:rPr>
-        <w:lastRenderedPageBreak/>
-        <w:drawing>
-          <wp:inline distT="0" distB="0" distL="0" distR="0" wp14:anchorId="6162678B" wp14:editId="542F1E4C">
-            <wp:extent cx="5400040" cy="4159250"/>
-            <wp:effectExtent l="0" t="0" r="0" b="6350"/>
-            <wp:docPr id="1" name="Imagen 1" descr="Interfaz de usuario gráfica, Aplicación&#10;&#10;Descripción generada automáticamente"/>
-            <wp:cNvGraphicFramePr>
-              <a:graphicFrameLocks xmlns:a="http://schemas.openxmlformats.org/drawingml/2006/main" noChangeAspect="1"/>
-            </wp:cNvGraphicFramePr>
-            <a:graphic xmlns:a="http://schemas.openxmlformats.org/drawingml/2006/main">
-              <a:graphicData uri="http://schemas.openxmlformats.org/drawingml/2006/picture">
-                <pic:pic xmlns:pic="http://schemas.openxmlformats.org/drawingml/2006/picture">
-                  <pic:nvPicPr>
-                    <pic:cNvPr id="1" name="Imagen 1" descr="Interfaz de usuario gráfica, Aplicación&#10;&#10;Descripción generada automáticamente"/>
-                    <pic:cNvPicPr/>
-                  </pic:nvPicPr>
-                  <pic:blipFill>
-                    <a:blip r:embed="rId6" cstate="print">
-                      <a:extLst>
-                        <a:ext uri="{28A0092B-C50C-407E-A947-70E740481C1C}">
-                          <a14:useLocalDpi xmlns:a14="http://schemas.microsoft.com/office/drawing/2010/main" val="0"/>
-                        </a:ext>
-                      </a:extLst>
-                    </a:blip>
-                    <a:stretch>
-                      <a:fillRect/>
-                    </a:stretch>
-                  </pic:blipFill>
-                  <pic:spPr>
-                    <a:xfrm>
-                      <a:off x="0" y="0"/>
-                      <a:ext cx="5400040" cy="4159250"/>
-                    </a:xfrm>
-                    <a:prstGeom prst="rect">
-                      <a:avLst/>
-                    </a:prstGeom>
-                  </pic:spPr>
-                </pic:pic>
-              </a:graphicData>
-            </a:graphic>
-          </wp:inline>
-        </w:drawing>
-      </w:r>
-    </w:p>
-    <w:p/>
-    <w:p>
-      <w:r>
-        <w:rPr>
-          <w:noProof/>
-        </w:rPr>
-        <w:drawing>
-          <wp:inline distT="0" distB="0" distL="0" distR="0" wp14:anchorId="74BAD5EA" wp14:editId="28F4891D">
-            <wp:extent cx="5400040" cy="4053205"/>
-            <wp:effectExtent l="0" t="0" r="0" b="0"/>
-            <wp:docPr id="5" name="Imagen 5" descr="Interfaz de usuario gráfica, Aplicación&#10;&#10;Descripción generada automáticamente"/>
-            <wp:cNvGraphicFramePr>
-              <a:graphicFrameLocks xmlns:a="http://schemas.openxmlformats.org/drawingml/2006/main" noChangeAspect="1"/>
-            </wp:cNvGraphicFramePr>
-            <a:graphic xmlns:a="http://schemas.openxmlformats.org/drawingml/2006/main">
-              <a:graphicData uri="http://schemas.openxmlformats.org/drawingml/2006/picture">
-                <pic:pic xmlns:pic="http://schemas.openxmlformats.org/drawingml/2006/picture">
-                  <pic:nvPicPr>
-                    <pic:cNvPr id="5" name="Imagen 5" descr="Interfaz de usuario gráfica, Aplicación&#10;&#10;Descripción generada automáticamente"/>
+                    <pic:cNvPr id="8" name="Imagen 8" descr="Interfaz de usuario gráfica, Mapa&#10;&#10;Descripción generada automáticamente"/>
                     <pic:cNvPicPr/>
                   </pic:nvPicPr>
                   <pic:blipFill>
@@ -184,106 +109,7 @@
                   <pic:spPr>
                     <a:xfrm>
                       <a:off x="0" y="0"/>
-                      <a:ext cx="5400040" cy="4053205"/>
-                    </a:xfrm>
-                    <a:prstGeom prst="rect">
-                      <a:avLst/>
-                    </a:prstGeom>
-                  </pic:spPr>
-                </pic:pic>
-              </a:graphicData>
-            </a:graphic>
-          </wp:inline>
-        </w:drawing>
-      </w:r>
-    </w:p>
-    <w:p/>
-    <w:p>
-      <w:r>
-        <w:rPr>
-          <w:noProof/>
-        </w:rPr>
-        <w:lastRenderedPageBreak/>
-        <w:drawing>
-          <wp:inline distT="0" distB="0" distL="0" distR="0" wp14:anchorId="3BFEB8A6" wp14:editId="514A1C47">
-            <wp:extent cx="5400040" cy="4023995"/>
-            <wp:effectExtent l="0" t="0" r="0" b="1905"/>
-            <wp:docPr id="6" name="Imagen 6" descr="Interfaz de usuario gráfica, Aplicación&#10;&#10;Descripción generada automáticamente"/>
-            <wp:cNvGraphicFramePr>
-              <a:graphicFrameLocks xmlns:a="http://schemas.openxmlformats.org/drawingml/2006/main" noChangeAspect="1"/>
-            </wp:cNvGraphicFramePr>
-            <a:graphic xmlns:a="http://schemas.openxmlformats.org/drawingml/2006/main">
-              <a:graphicData uri="http://schemas.openxmlformats.org/drawingml/2006/picture">
-                <pic:pic xmlns:pic="http://schemas.openxmlformats.org/drawingml/2006/picture">
-                  <pic:nvPicPr>
-                    <pic:cNvPr id="6" name="Imagen 6" descr="Interfaz de usuario gráfica, Aplicación&#10;&#10;Descripción generada automáticamente"/>
-                    <pic:cNvPicPr/>
-                  </pic:nvPicPr>
-                  <pic:blipFill>
-                    <a:blip r:embed="rId8" cstate="print">
-                      <a:extLst>
-                        <a:ext uri="{28A0092B-C50C-407E-A947-70E740481C1C}">
-                          <a14:useLocalDpi xmlns:a14="http://schemas.microsoft.com/office/drawing/2010/main" val="0"/>
-                        </a:ext>
-                      </a:extLst>
-                    </a:blip>
-                    <a:stretch>
-                      <a:fillRect/>
-                    </a:stretch>
-                  </pic:blipFill>
-                  <pic:spPr>
-                    <a:xfrm>
-                      <a:off x="0" y="0"/>
-                      <a:ext cx="5400040" cy="4023995"/>
-                    </a:xfrm>
-                    <a:prstGeom prst="rect">
-                      <a:avLst/>
-                    </a:prstGeom>
-                  </pic:spPr>
-                </pic:pic>
-              </a:graphicData>
-            </a:graphic>
-          </wp:inline>
-        </w:drawing>
-      </w:r>
-    </w:p>
-    <w:p/>
-    <w:p>
-      <w:r>
-        <w:rPr>
-          <w:noProof/>
-        </w:rPr>
-        <w:drawing>
-          <wp:inline distT="0" distB="0" distL="0" distR="0" wp14:anchorId="081AD552" wp14:editId="5E3A1350">
-            <wp:extent cx="5400040" cy="4036695"/>
-            <wp:effectExtent l="0" t="0" r="0" b="1905"/>
-            <wp:docPr id="4" name="Imagen 4" descr="Interfaz de usuario gráfica, Aplicación&#10;&#10;Descripción generada automáticamente"/>
-            <wp:cNvGraphicFramePr>
-              <a:graphicFrameLocks xmlns:a="http://schemas.openxmlformats.org/drawingml/2006/main" noChangeAspect="1"/>
-            </wp:cNvGraphicFramePr>
-            <a:graphic xmlns:a="http://schemas.openxmlformats.org/drawingml/2006/main">
-              <a:graphicData uri="http://schemas.openxmlformats.org/drawingml/2006/picture">
-                <pic:pic xmlns:pic="http://schemas.openxmlformats.org/drawingml/2006/picture">
-                  <pic:nvPicPr>
-                    <pic:cNvPr id="4" name="Imagen 4" descr="Interfaz de usuario gráfica, Aplicación&#10;&#10;Descripción generada automáticamente"/>
-                    <pic:cNvPicPr/>
-                  </pic:nvPicPr>
-                  <pic:blipFill>
-                    <a:blip r:embed="rId9" cstate="print">
-                      <a:extLst>
-                        <a:ext uri="{28A0092B-C50C-407E-A947-70E740481C1C}">
-                          <a14:useLocalDpi xmlns:a14="http://schemas.microsoft.com/office/drawing/2010/main" val="0"/>
-                        </a:ext>
-                      </a:extLst>
-                    </a:blip>
-                    <a:stretch>
-                      <a:fillRect/>
-                    </a:stretch>
-                  </pic:blipFill>
-                  <pic:spPr>
-                    <a:xfrm>
-                      <a:off x="0" y="0"/>
-                      <a:ext cx="5400040" cy="4036695"/>
+                      <a:ext cx="4593607" cy="3785513"/>
                     </a:xfrm>
                     <a:prstGeom prst="rect">
                       <a:avLst/>
@@ -730,6 +556,29 @@
     <w:semiHidden/>
     <w:unhideWhenUsed/>
   </w:style>
+  <w:style w:type="character" w:styleId="Hipervnculo">
+    <w:name w:val="Hyperlink"/>
+    <w:basedOn w:val="Fuentedeprrafopredeter"/>
+    <w:uiPriority w:val="99"/>
+    <w:unhideWhenUsed/>
+    <w:rsid w:val="004351DF"/>
+    <w:rPr>
+      <w:color w:val="0563C1" w:themeColor="hyperlink"/>
+      <w:u w:val="single"/>
+    </w:rPr>
+  </w:style>
+  <w:style w:type="character" w:styleId="Mencinsinresolver">
+    <w:name w:val="Unresolved Mention"/>
+    <w:basedOn w:val="Fuentedeprrafopredeter"/>
+    <w:uiPriority w:val="99"/>
+    <w:semiHidden/>
+    <w:unhideWhenUsed/>
+    <w:rsid w:val="004351DF"/>
+    <w:rPr>
+      <w:color w:val="605E5C"/>
+      <w:shd w:val="clear" w:color="auto" w:fill="E1DFDD"/>
+    </w:rPr>
+  </w:style>
 </w:styles>
 </file>
 
